--- a/assets/downloads/simulation-10/personnel-equipment-and-moulage.docx
+++ b/assets/downloads/simulation-10/personnel-equipment-and-moulage.docx
@@ -1,6 +1,6 @@
 
 <file path=word/document.xml><?xml version="1.0" encoding="utf-8"?>
-<w:document xmlns:wpc="http://schemas.microsoft.com/office/word/2010/wordprocessingCanvas" xmlns:cx="http://schemas.microsoft.com/office/drawing/2014/chartex" xmlns:cx1="http://schemas.microsoft.com/office/drawing/2015/9/8/chartex" xmlns:cx2="http://schemas.microsoft.com/office/drawing/2015/10/21/chartex" xmlns:cx3="http://schemas.microsoft.com/office/drawing/2016/5/9/chartex" xmlns:cx4="http://schemas.microsoft.com/office/drawing/2016/5/10/chartex" xmlns:cx5="http://schemas.microsoft.com/office/drawing/2016/5/11/chartex" xmlns:cx6="http://schemas.microsoft.com/office/drawing/2016/5/12/chartex" xmlns:cx7="http://schemas.microsoft.com/office/drawing/2016/5/13/chartex" xmlns:cx8="http://schemas.microsoft.com/office/drawing/2016/5/14/chartex" xmlns:mc="http://schemas.openxmlformats.org/markup-compatibility/2006" xmlns:aink="http://schemas.microsoft.com/office/drawing/2016/ink" xmlns:am3d="http://schemas.microsoft.com/office/drawing/2017/model3d" xmlns:o="urn:schemas-microsoft-com:office:office" xmlns:oel="http://schemas.microsoft.com/office/2019/extlst" xmlns:r="http://schemas.openxmlformats.org/officeDocument/2006/relationships" xmlns:m="http://schemas.openxmlformats.org/officeDocument/2006/math" xmlns:v="urn:schemas-microsoft-com:vml" xmlns:wp14="http://schemas.microsoft.com/office/word/2010/wordprocessingDrawing" xmlns:wp="http://schemas.openxmlformats.org/drawingml/2006/wordprocessingDrawing" xmlns:w10="urn:schemas-microsoft-com:office:word" xmlns:w="http://schemas.openxmlformats.org/wordprocessingml/2006/main" xmlns:w14="http://schemas.microsoft.com/office/word/2010/wordml" xmlns:w15="http://schemas.microsoft.com/office/word/2012/wordml" xmlns:w16cei="http://schemas.microsoft.com/office/word/2026/wordml/cei" xmlns:w16cex="http://schemas.microsoft.com/office/word/2018/wordml/cex" xmlns:w16cid="http://schemas.microsoft.com/office/word/2016/wordml/cid" xmlns:w16="http://schemas.microsoft.com/office/word/2018/wordml" xmlns:w16du="http://schemas.microsoft.com/office/word/2023/wordml/word16du" xmlns:w16sdtdh="http://schemas.microsoft.com/office/word/2020/wordml/sdtdatahash" xmlns:w16sdtfl="http://schemas.microsoft.com/office/word/2024/wordml/sdtformatlock" xmlns:w16se="http://schemas.microsoft.com/office/word/2015/wordml/symex" xmlns:wpg="http://schemas.microsoft.com/office/word/2010/wordprocessingGroup" xmlns:wpi="http://schemas.microsoft.com/office/word/2010/wordprocessingInk" xmlns:wne="http://schemas.microsoft.com/office/word/2006/wordml" xmlns:wps="http://schemas.microsoft.com/office/word/2010/wordprocessingShape" mc:Ignorable="w14 w15 w16se w16cid w16 w16cex w16sdtdh w16sdtfl w16du wp14">
+<w:document xmlns:wpc="http://schemas.microsoft.com/office/word/2010/wordprocessingCanvas" xmlns:cx="http://schemas.microsoft.com/office/drawing/2014/chartex" xmlns:cx1="http://schemas.microsoft.com/office/drawing/2015/9/8/chartex" xmlns:cx2="http://schemas.microsoft.com/office/drawing/2015/10/21/chartex" xmlns:cx3="http://schemas.microsoft.com/office/drawing/2016/5/9/chartex" xmlns:cx4="http://schemas.microsoft.com/office/drawing/2016/5/10/chartex" xmlns:cx5="http://schemas.microsoft.com/office/drawing/2016/5/11/chartex" xmlns:cx6="http://schemas.microsoft.com/office/drawing/2016/5/12/chartex" xmlns:cx7="http://schemas.microsoft.com/office/drawing/2016/5/13/chartex" xmlns:cx8="http://schemas.microsoft.com/office/drawing/2016/5/14/chartex" xmlns:mc="http://schemas.openxmlformats.org/markup-compatibility/2006" xmlns:aink="http://schemas.microsoft.com/office/drawing/2016/ink" xmlns:am3d="http://schemas.microsoft.com/office/drawing/2017/model3d" xmlns:o="urn:schemas-microsoft-com:office:office" xmlns:oel="http://schemas.microsoft.com/office/2019/extlst" xmlns:r="http://schemas.openxmlformats.org/officeDocument/2006/relationships" xmlns:m="http://schemas.openxmlformats.org/officeDocument/2006/math" xmlns:v="urn:schemas-microsoft-com:vml" xmlns:wp14="http://schemas.microsoft.com/office/word/2010/wordprocessingDrawing" xmlns:wp="http://schemas.openxmlformats.org/drawingml/2006/wordprocessingDrawing" xmlns:w10="urn:schemas-microsoft-com:office:word" xmlns:w="http://schemas.openxmlformats.org/wordprocessingml/2006/main" xmlns:w14="http://schemas.microsoft.com/office/word/2010/wordml" xmlns:w15="http://schemas.microsoft.com/office/word/2012/wordml" xmlns:w16cex="http://schemas.microsoft.com/office/word/2018/wordml/cex" xmlns:w16cid="http://schemas.microsoft.com/office/word/2016/wordml/cid" xmlns:w16="http://schemas.microsoft.com/office/word/2018/wordml" xmlns:w16du="http://schemas.microsoft.com/office/word/2023/wordml/word16du" xmlns:w16sdtdh="http://schemas.microsoft.com/office/word/2020/wordml/sdtdatahash" xmlns:w16sdtfl="http://schemas.microsoft.com/office/word/2024/wordml/sdtformatlock" xmlns:w16se="http://schemas.microsoft.com/office/word/2015/wordml/symex" xmlns:wpg="http://schemas.microsoft.com/office/word/2010/wordprocessingGroup" xmlns:wpi="http://schemas.microsoft.com/office/word/2010/wordprocessingInk" xmlns:wne="http://schemas.microsoft.com/office/word/2006/wordml" xmlns:wps="http://schemas.microsoft.com/office/word/2010/wordprocessingShape" mc:Ignorable="w14 w15 w16se w16cid w16 w16cex w16sdtdh w16sdtfl w16du wp14">
   <w:body>
     <w:p>
       <w:pPr>
@@ -15,10 +15,8 @@
       </w:pPr>
       <w:r>
         <w:rPr>
-          <w:rFonts w:ascii="Aptos" w:hAnsi="Aptos" w:eastAsia="Aptos" w:cs="Aptos"/>
-          <w:color w:val="000000"/>
-          <w:sz w:val="40"/>
-          <w:szCs w:val="40"/>
+          <w:rFonts w:ascii="Aptos" w:eastAsia="Aptos" w:hAnsi="Aptos"/>
+          <w:color w:val="000000"/>
         </w:rPr>
         <w:t>Personnel, Equipment, and Moulage</w:t>
       </w:r>
@@ -35,7 +33,6 @@
       </w:pPr>
       <w:r>
         <w:rPr>
-          <w:rFonts w:ascii="Aptos" w:hAnsi="Aptos" w:eastAsia="Aptos" w:cs="Aptos"/>
           <w:color w:val="000000"/>
           <w:sz w:val="24"/>
           <w:szCs w:val="24"/>
@@ -44,7 +41,6 @@
       </w:r>
       <w:r>
         <w:rPr>
-          <w:rFonts w:ascii="Aptos" w:hAnsi="Aptos" w:eastAsia="Aptos" w:cs="Aptos"/>
           <w:color w:val="000000"/>
           <w:sz w:val="24"/>
           <w:szCs w:val="24"/>
@@ -53,7 +49,6 @@
       </w:r>
       <w:r>
         <w:rPr>
-          <w:rFonts w:ascii="Aptos" w:hAnsi="Aptos" w:eastAsia="Aptos" w:cs="Aptos"/>
           <w:color w:val="000000"/>
           <w:sz w:val="24"/>
           <w:szCs w:val="24"/>
@@ -62,7 +57,6 @@
       </w:r>
       <w:r>
         <w:rPr>
-          <w:rFonts w:ascii="Aptos" w:hAnsi="Aptos" w:eastAsia="Aptos" w:cs="Aptos"/>
           <w:color w:val="000000"/>
           <w:sz w:val="24"/>
           <w:szCs w:val="24"/>
@@ -71,7 +65,6 @@
       </w:r>
       <w:r>
         <w:rPr>
-          <w:rFonts w:ascii="Aptos" w:hAnsi="Aptos" w:eastAsia="Aptos" w:cs="Aptos"/>
           <w:color w:val="000000"/>
           <w:sz w:val="24"/>
           <w:szCs w:val="24"/>
@@ -80,7 +73,6 @@
       </w:r>
       <w:r>
         <w:rPr>
-          <w:rFonts w:ascii="Aptos" w:hAnsi="Aptos" w:eastAsia="Aptos" w:cs="Aptos"/>
           <w:color w:val="000000"/>
           <w:sz w:val="24"/>
           <w:szCs w:val="24"/>
@@ -89,7 +81,6 @@
       </w:r>
       <w:r>
         <w:rPr>
-          <w:rFonts w:ascii="Aptos" w:hAnsi="Aptos" w:eastAsia="Aptos" w:cs="Aptos"/>
           <w:color w:val="000000"/>
           <w:sz w:val="24"/>
           <w:szCs w:val="24"/>
@@ -98,7 +89,6 @@
       </w:r>
       <w:r>
         <w:rPr>
-          <w:rFonts w:ascii="Aptos" w:hAnsi="Aptos" w:eastAsia="Aptos" w:cs="Aptos"/>
           <w:color w:val="000000"/>
           <w:sz w:val="24"/>
           <w:szCs w:val="24"/>
@@ -121,49 +111,42 @@
       </w:pPr>
       <w:r>
         <w:rPr>
-          <w:rFonts w:ascii="Aptos" w:hAnsi="Aptos" w:eastAsia="Aptos" w:cs="Aptos"/>
           <w:color w:val="000000"/>
         </w:rPr>
         <w:t>One</w:t>
       </w:r>
       <w:r>
         <w:rPr>
-          <w:rFonts w:ascii="Aptos" w:hAnsi="Aptos" w:eastAsia="Aptos" w:cs="Aptos"/>
           <w:color w:val="000000"/>
         </w:rPr>
         <w:t xml:space="preserve"> SP, </w:t>
       </w:r>
       <w:r>
         <w:rPr>
-          <w:rFonts w:ascii="Aptos" w:hAnsi="Aptos" w:eastAsia="Aptos" w:cs="Aptos"/>
           <w:color w:val="000000"/>
         </w:rPr>
         <w:t>one</w:t>
       </w:r>
       <w:r>
         <w:rPr>
-          <w:rFonts w:ascii="Aptos" w:hAnsi="Aptos" w:eastAsia="Aptos" w:cs="Aptos"/>
           <w:color w:val="000000"/>
         </w:rPr>
         <w:t xml:space="preserve"> </w:t>
       </w:r>
       <w:r>
         <w:rPr>
-          <w:rFonts w:ascii="Aptos" w:hAnsi="Aptos" w:eastAsia="Aptos" w:cs="Aptos"/>
           <w:color w:val="000000"/>
         </w:rPr>
         <w:t>p</w:t>
       </w:r>
       <w:r>
         <w:rPr>
-          <w:rFonts w:ascii="Aptos" w:hAnsi="Aptos" w:eastAsia="Aptos" w:cs="Aptos"/>
           <w:color w:val="000000"/>
         </w:rPr>
         <w:t>roctor</w:t>
       </w:r>
       <w:r>
         <w:rPr>
-          <w:rFonts w:ascii="Aptos" w:hAnsi="Aptos" w:eastAsia="Aptos" w:cs="Aptos"/>
           <w:color w:val="000000"/>
         </w:rPr>
         <w:t>.</w:t>
@@ -184,35 +167,30 @@
       </w:pPr>
       <w:r>
         <w:rPr>
-          <w:rFonts w:ascii="Aptos" w:hAnsi="Aptos" w:eastAsia="Aptos" w:cs="Aptos"/>
           <w:color w:val="000000"/>
         </w:rPr>
         <w:t xml:space="preserve">Consider items to make </w:t>
       </w:r>
       <w:r>
         <w:rPr>
-          <w:rFonts w:ascii="Aptos" w:hAnsi="Aptos" w:eastAsia="Aptos" w:cs="Aptos"/>
           <w:color w:val="000000"/>
         </w:rPr>
         <w:t xml:space="preserve">a </w:t>
       </w:r>
       <w:r>
         <w:rPr>
-          <w:rFonts w:ascii="Aptos" w:hAnsi="Aptos" w:eastAsia="Aptos" w:cs="Aptos"/>
           <w:color w:val="000000"/>
         </w:rPr>
         <w:t>person look pale, sweaty, and ill.</w:t>
       </w:r>
       <w:r>
         <w:rPr>
-          <w:rFonts w:ascii="Aptos" w:hAnsi="Aptos" w:eastAsia="Aptos" w:cs="Aptos"/>
           <w:color w:val="000000"/>
         </w:rPr>
         <w:t xml:space="preserve"> </w:t>
       </w:r>
       <w:r>
         <w:rPr>
-          <w:rFonts w:ascii="Aptos" w:hAnsi="Aptos" w:eastAsia="Aptos" w:cs="Aptos"/>
           <w:color w:val="000000"/>
         </w:rPr>
         <w:t>Could also have vomit (soup) in a waste can or vomit bag.</w:t>
@@ -233,21 +211,10 @@
       </w:pPr>
       <w:r>
         <w:rPr>
-          <w:rFonts w:ascii="Aptos" w:hAnsi="Aptos" w:eastAsia="Aptos" w:cs="Aptos"/>
-          <w:color w:val="000000"/>
-        </w:rPr>
-        <w:lastRenderedPageBreak/>
+          <w:color w:val="000000"/>
+        </w:rPr>
         <w:t>Situation information to be read to the student.</w:t>
       </w:r>
-      <w:del w:id="15" w:author="Anna Seaman" w:date="2026-08-12T13:08:00Z" w16du:dateUtc="2026-08-12T18:08:00Z">
-        <w:r>
-          <w:rPr>
-            <w:rFonts w:ascii="Times New Roman" w:hAnsi="Times New Roman"/>
-            <w:color w:val="000000"/>
-          </w:rPr>
-          <w:delText xml:space="preserve"> </w:delText>
-        </w:r>
-      </w:del>
     </w:p>
     <w:p>
       <w:pPr>
@@ -261,7 +228,6 @@
       </w:pPr>
       <w:r>
         <w:rPr>
-          <w:rFonts w:ascii="Aptos" w:hAnsi="Aptos" w:eastAsia="Aptos" w:cs="Aptos"/>
           <w:color w:val="000000"/>
           <w:sz w:val="24"/>
           <w:szCs w:val="24"/>
@@ -284,28 +250,24 @@
       </w:pPr>
       <w:r>
         <w:rPr>
-          <w:rFonts w:ascii="Aptos" w:hAnsi="Aptos" w:eastAsia="Aptos" w:cs="Aptos"/>
           <w:color w:val="000000"/>
         </w:rPr>
         <w:t>One</w:t>
       </w:r>
       <w:r>
         <w:rPr>
-          <w:rFonts w:ascii="Aptos" w:hAnsi="Aptos" w:eastAsia="Aptos" w:cs="Aptos"/>
           <w:color w:val="000000"/>
         </w:rPr>
         <w:t xml:space="preserve"> SP, </w:t>
       </w:r>
       <w:r>
         <w:rPr>
-          <w:rFonts w:ascii="Aptos" w:hAnsi="Aptos" w:eastAsia="Aptos" w:cs="Aptos"/>
           <w:color w:val="000000"/>
         </w:rPr>
         <w:t>One</w:t>
       </w:r>
       <w:r>
         <w:rPr>
-          <w:rFonts w:ascii="Aptos" w:hAnsi="Aptos" w:eastAsia="Aptos" w:cs="Aptos"/>
           <w:color w:val="000000"/>
         </w:rPr>
         <w:t xml:space="preserve"> Proctor</w:t>
@@ -326,21 +288,18 @@
       </w:pPr>
       <w:r>
         <w:rPr>
-          <w:rFonts w:ascii="Aptos" w:hAnsi="Aptos" w:eastAsia="Aptos" w:cs="Aptos"/>
           <w:color w:val="000000"/>
         </w:rPr>
         <w:t xml:space="preserve">Swimwear, towels, </w:t>
       </w:r>
       <w:r>
         <w:rPr>
-          <w:rFonts w:ascii="Aptos" w:hAnsi="Aptos" w:eastAsia="Aptos" w:cs="Aptos"/>
           <w:color w:val="000000"/>
         </w:rPr>
         <w:t>and so on</w:t>
       </w:r>
       <w:r>
         <w:rPr>
-          <w:rFonts w:ascii="Aptos" w:hAnsi="Aptos" w:eastAsia="Aptos" w:cs="Aptos"/>
           <w:color w:val="000000"/>
         </w:rPr>
         <w:t>. No special moulage or equipment</w:t>
@@ -361,7 +320,6 @@
       </w:pPr>
       <w:r>
         <w:rPr>
-          <w:rFonts w:ascii="Aptos" w:hAnsi="Aptos" w:eastAsia="Aptos" w:cs="Aptos"/>
           <w:color w:val="000000"/>
         </w:rPr>
         <w:t>Situation information to be read to the student</w:t>
@@ -379,7 +337,6 @@
       </w:pPr>
       <w:r>
         <w:rPr>
-          <w:rFonts w:ascii="Aptos" w:hAnsi="Aptos" w:eastAsia="Aptos" w:cs="Aptos"/>
           <w:color w:val="000000"/>
           <w:sz w:val="24"/>
           <w:szCs w:val="24"/>
@@ -388,7 +345,6 @@
       </w:r>
       <w:r>
         <w:rPr>
-          <w:rFonts w:ascii="Aptos" w:hAnsi="Aptos" w:eastAsia="Aptos" w:cs="Aptos"/>
           <w:color w:val="000000"/>
           <w:sz w:val="24"/>
           <w:szCs w:val="24"/>
@@ -397,7 +353,6 @@
       </w:r>
       <w:r>
         <w:rPr>
-          <w:rFonts w:ascii="Aptos" w:hAnsi="Aptos" w:eastAsia="Aptos" w:cs="Aptos"/>
           <w:color w:val="000000"/>
           <w:sz w:val="24"/>
           <w:szCs w:val="24"/>
@@ -420,28 +375,24 @@
       </w:pPr>
       <w:r>
         <w:rPr>
-          <w:rFonts w:ascii="Aptos" w:hAnsi="Aptos" w:eastAsia="Aptos" w:cs="Aptos"/>
           <w:color w:val="000000"/>
         </w:rPr>
         <w:t>One</w:t>
       </w:r>
       <w:r>
         <w:rPr>
-          <w:rFonts w:ascii="Aptos" w:hAnsi="Aptos" w:eastAsia="Aptos" w:cs="Aptos"/>
           <w:color w:val="000000"/>
         </w:rPr>
         <w:t xml:space="preserve"> SP, </w:t>
       </w:r>
       <w:r>
         <w:rPr>
-          <w:rFonts w:ascii="Aptos" w:hAnsi="Aptos" w:eastAsia="Aptos" w:cs="Aptos"/>
           <w:color w:val="000000"/>
         </w:rPr>
         <w:t>one</w:t>
       </w:r>
       <w:r>
         <w:rPr>
-          <w:rFonts w:ascii="Aptos" w:hAnsi="Aptos" w:eastAsia="Aptos" w:cs="Aptos"/>
           <w:color w:val="000000"/>
         </w:rPr>
         <w:t xml:space="preserve"> Proctor</w:t>
@@ -462,105 +413,90 @@
       </w:pPr>
       <w:r>
         <w:rPr>
-          <w:rFonts w:ascii="Aptos" w:hAnsi="Aptos" w:eastAsia="Aptos" w:cs="Aptos"/>
           <w:color w:val="000000"/>
         </w:rPr>
         <w:t xml:space="preserve">Either show </w:t>
       </w:r>
       <w:r>
         <w:rPr>
-          <w:rFonts w:ascii="Aptos" w:hAnsi="Aptos" w:eastAsia="Aptos" w:cs="Aptos"/>
           <w:color w:val="000000"/>
         </w:rPr>
         <w:t xml:space="preserve">the </w:t>
       </w:r>
       <w:r>
         <w:rPr>
-          <w:rFonts w:ascii="Aptos" w:hAnsi="Aptos" w:eastAsia="Aptos" w:cs="Aptos"/>
           <w:color w:val="000000"/>
         </w:rPr>
         <w:t>picture</w:t>
       </w:r>
       <w:r>
         <w:rPr>
-          <w:rFonts w:ascii="Aptos" w:hAnsi="Aptos" w:eastAsia="Aptos" w:cs="Aptos"/>
           <w:color w:val="000000"/>
         </w:rPr>
         <w:t xml:space="preserve"> of impetigo</w:t>
       </w:r>
       <w:r>
         <w:rPr>
-          <w:rFonts w:ascii="Aptos" w:hAnsi="Aptos" w:eastAsia="Aptos" w:cs="Aptos"/>
           <w:color w:val="000000"/>
         </w:rPr>
         <w:t xml:space="preserve">, </w:t>
       </w:r>
       <w:r>
         <w:rPr>
-          <w:rFonts w:ascii="Aptos" w:hAnsi="Aptos" w:eastAsia="Aptos" w:cs="Aptos"/>
           <w:color w:val="000000"/>
         </w:rPr>
         <w:t xml:space="preserve">or </w:t>
       </w:r>
       <w:r>
         <w:rPr>
-          <w:rFonts w:ascii="Aptos" w:hAnsi="Aptos" w:eastAsia="Aptos" w:cs="Aptos"/>
           <w:color w:val="000000"/>
         </w:rPr>
         <w:t xml:space="preserve">recreate </w:t>
       </w:r>
       <w:r>
         <w:rPr>
-          <w:rFonts w:ascii="Aptos" w:hAnsi="Aptos" w:eastAsia="Aptos" w:cs="Aptos"/>
           <w:color w:val="000000"/>
         </w:rPr>
         <w:t xml:space="preserve">the </w:t>
       </w:r>
       <w:r>
         <w:rPr>
-          <w:rFonts w:ascii="Aptos" w:hAnsi="Aptos" w:eastAsia="Aptos" w:cs="Aptos"/>
           <w:color w:val="000000"/>
         </w:rPr>
         <w:t xml:space="preserve">picture with makeup, moulage, </w:t>
       </w:r>
       <w:r>
         <w:rPr>
-          <w:rFonts w:ascii="Aptos" w:hAnsi="Aptos" w:eastAsia="Aptos" w:cs="Aptos"/>
           <w:color w:val="000000"/>
         </w:rPr>
         <w:t xml:space="preserve">a </w:t>
       </w:r>
       <w:r>
         <w:rPr>
-          <w:rFonts w:ascii="Aptos" w:hAnsi="Aptos" w:eastAsia="Aptos" w:cs="Aptos"/>
           <w:color w:val="000000"/>
         </w:rPr>
         <w:t xml:space="preserve">sticker, </w:t>
       </w:r>
       <w:r>
         <w:rPr>
-          <w:rFonts w:ascii="Aptos" w:hAnsi="Aptos" w:eastAsia="Aptos" w:cs="Aptos"/>
           <w:color w:val="000000"/>
         </w:rPr>
         <w:t xml:space="preserve">a </w:t>
       </w:r>
       <w:r>
         <w:rPr>
-          <w:rFonts w:ascii="Aptos" w:hAnsi="Aptos" w:eastAsia="Aptos" w:cs="Aptos"/>
           <w:color w:val="000000"/>
         </w:rPr>
         <w:t xml:space="preserve">mark, </w:t>
       </w:r>
       <w:r>
         <w:rPr>
-          <w:rFonts w:ascii="Aptos" w:hAnsi="Aptos" w:eastAsia="Aptos" w:cs="Aptos"/>
           <w:color w:val="000000"/>
         </w:rPr>
         <w:t>and so on,</w:t>
       </w:r>
       <w:r>
         <w:rPr>
-          <w:rFonts w:ascii="Aptos" w:hAnsi="Aptos" w:eastAsia="Aptos" w:cs="Aptos"/>
           <w:color w:val="000000"/>
         </w:rPr>
         <w:t xml:space="preserve"> or a combination</w:t>
@@ -581,7 +517,6 @@
       </w:pPr>
       <w:r>
         <w:rPr>
-          <w:rFonts w:ascii="Aptos" w:hAnsi="Aptos" w:eastAsia="Aptos" w:cs="Aptos"/>
           <w:color w:val="000000"/>
         </w:rPr>
         <w:t>Situation information to be read to the student</w:t>
@@ -591,7 +526,6 @@
       <w:pPr>
         <w:spacing w:after="0" w:line="480" w:lineRule="auto"/>
         <w:rPr>
-          <w:rFonts w:ascii="Times New Roman" w:hAnsi="Times New Roman"/>
           <w:color w:val="000000"/>
           <w:sz w:val="24"/>
           <w:szCs w:val="24"/>
@@ -599,7 +533,6 @@
       </w:pPr>
       <w:r>
         <w:rPr>
-          <w:rFonts w:ascii="Aptos" w:hAnsi="Aptos" w:eastAsia="Aptos" w:cs="Aptos"/>
           <w:b/>
           <w:bCs/>
           <w:color w:val="0A2F41" w:themeColor="accent1" w:themeShade="80"/>
@@ -610,7 +543,6 @@
       </w:r>
       <w:r>
         <w:rPr>
-          <w:rFonts w:ascii="Aptos" w:hAnsi="Aptos" w:eastAsia="Aptos" w:cs="Aptos"/>
           <w:b/>
           <w:bCs/>
           <w:color w:val="0A2F41" w:themeColor="accent1" w:themeShade="80"/>
@@ -621,7 +553,6 @@
       </w:r>
       <w:r>
         <w:rPr>
-          <w:rFonts w:ascii="Aptos" w:hAnsi="Aptos" w:eastAsia="Aptos" w:cs="Aptos"/>
           <w:b/>
           <w:bCs/>
           <w:color w:val="0A2F41" w:themeColor="accent1" w:themeShade="80"/>
@@ -632,7 +563,6 @@
       </w:r>
       <w:r>
         <w:rPr>
-          <w:rFonts w:ascii="Aptos" w:hAnsi="Aptos" w:eastAsia="Aptos" w:cs="Aptos"/>
           <w:color w:val="000000"/>
           <w:sz w:val="24"/>
           <w:szCs w:val="24"/>
@@ -641,7 +571,6 @@
       </w:r>
       <w:r>
         <w:rPr>
-          <w:rFonts w:ascii="Aptos" w:hAnsi="Aptos" w:eastAsia="Aptos" w:cs="Aptos"/>
           <w:color w:val="000000"/>
           <w:sz w:val="24"/>
           <w:szCs w:val="24"/>
@@ -653,41 +582,82 @@
       <w:pPr>
         <w:spacing w:after="0" w:line="480" w:lineRule="auto"/>
         <w:rPr>
-          <w:ins w:id="16" w:author="Anna Seaman" w:date="2026-08-14T09:42:00Z" w16du:dateUtc="2026-08-14T14:42:00Z"/>
+          <w:rFonts w:ascii="Times New Roman" w:hAnsi="Times New Roman"/>
+          <w:color w:val="000000"/>
+          <w:sz w:val="24"/>
+          <w:szCs w:val="24"/>
+        </w:rPr>
+      </w:pPr>
+      <w:r>
+        <w:rPr>
+          <w:rFonts w:ascii="Times New Roman" w:hAnsi="Times New Roman"/>
+          <w:noProof/>
+          <w:color w:val="000000"/>
+          <w:sz w:val="24"/>
+          <w:szCs w:val="24"/>
+        </w:rPr>
+        <w:lastRenderedPageBreak/>
+        <w:drawing>
+          <wp:inline distT="0" distB="0" distL="0" distR="0" wp14:anchorId="0EC7F54A" wp14:editId="31C4AE8B">
+            <wp:extent cx="5943600" cy="3964305"/>
+            <wp:effectExtent l="0" t="0" r="0" b="0"/>
+            <wp:docPr id="263138457" name="Picture 1"/>
+            <wp:cNvGraphicFramePr>
+              <a:graphicFrameLocks xmlns:a="http://schemas.openxmlformats.org/drawingml/2006/main" noChangeAspect="1"/>
+            </wp:cNvGraphicFramePr>
+            <a:graphic xmlns:a="http://schemas.openxmlformats.org/drawingml/2006/main">
+              <a:graphicData uri="http://schemas.openxmlformats.org/drawingml/2006/picture">
+                <pic:pic xmlns:pic="http://schemas.openxmlformats.org/drawingml/2006/picture">
+                  <pic:nvPicPr>
+                    <pic:cNvPr id="263138457" name="Picture 263138457"/>
+                    <pic:cNvPicPr/>
+                  </pic:nvPicPr>
+                  <pic:blipFill>
+                    <a:blip r:embed="rId7" cstate="print">
+                      <a:extLst>
+                        <a:ext uri="{28A0092B-C50C-407E-A947-70E740481C1C}">
+                          <a14:useLocalDpi xmlns:a14="http://schemas.microsoft.com/office/drawing/2010/main" val="0"/>
+                        </a:ext>
+                      </a:extLst>
+                    </a:blip>
+                    <a:stretch>
+                      <a:fillRect/>
+                    </a:stretch>
+                  </pic:blipFill>
+                  <pic:spPr>
+                    <a:xfrm>
+                      <a:off x="0" y="0"/>
+                      <a:ext cx="5943600" cy="3964305"/>
+                    </a:xfrm>
+                    <a:prstGeom prst="rect">
+                      <a:avLst/>
+                    </a:prstGeom>
+                  </pic:spPr>
+                </pic:pic>
+              </a:graphicData>
+            </a:graphic>
+          </wp:inline>
+        </w:drawing>
+      </w:r>
+    </w:p>
+    <w:p>
+      <w:pPr>
+        <w:spacing w:after="0" w:line="480" w:lineRule="auto"/>
+        <w:rPr>
           <w:rFonts w:ascii="Times New Roman" w:hAnsi="Times New Roman"/>
           <w:color w:val="000000"/>
           <w:sz w:val="20"/>
           <w:szCs w:val="20"/>
-          <w:rPrChange w:id="17" w:author="Anna Seaman" w:date="2026-08-14T09:42:00Z" w16du:dateUtc="2026-08-14T14:42:00Z">
-            <w:rPr>
-              <w:ins w:id="18" w:author="Anna Seaman" w:date="2026-08-14T09:42:00Z" w16du:dateUtc="2026-08-14T14:42:00Z"/>
-              <w:rFonts w:ascii="Times New Roman" w:hAnsi="Times New Roman"/>
-              <w:color w:val="000000"/>
-              <w:sz w:val="24"/>
-              <w:szCs w:val="24"/>
-            </w:rPr>
-          </w:rPrChange>
-        </w:rPr>
-      </w:pPr>
-      <w:ins w:id="19" w:author="Anna Seaman" w:date="2026-08-14T09:42:00Z" w16du:dateUtc="2026-08-14T14:42:00Z">
-        <w:r>
-          <w:rPr>
-            <w:rFonts w:ascii="Aptos" w:hAnsi="Aptos" w:eastAsia="Aptos" w:cs="Aptos"/>
-            <w:color w:val="000000"/>
-            <w:sz w:val="20"/>
-            <w:szCs w:val="20"/>
-            <w:rPrChange w:id="20" w:author="Anna Seaman" w:date="2026-08-14T09:42:00Z" w16du:dateUtc="2026-08-14T14:42:00Z">
-              <w:rPr>
-                <w:rFonts w:ascii="Times New Roman" w:hAnsi="Times New Roman"/>
-                <w:color w:val="000000"/>
-                <w:sz w:val="24"/>
-                <w:szCs w:val="24"/>
-              </w:rPr>
-            </w:rPrChange>
-          </w:rPr>
-          <w:t>Siro Rodenas Cortes/Moment/Getty Images</w:t>
-        </w:r>
-      </w:ins>
+        </w:rPr>
+      </w:pPr>
+      <w:r>
+        <w:rPr>
+          <w:color w:val="000000"/>
+          <w:sz w:val="20"/>
+          <w:szCs w:val="20"/>
+        </w:rPr>
+        <w:t>Siro Rodenas Cortes/Moment/Getty Images</w:t>
+      </w:r>
     </w:p>
     <w:p>
       <w:pPr>
@@ -701,7 +671,6 @@
       </w:pPr>
       <w:r>
         <w:rPr>
-          <w:rFonts w:ascii="Aptos" w:hAnsi="Aptos" w:eastAsia="Aptos" w:cs="Aptos"/>
           <w:color w:val="000000"/>
           <w:sz w:val="24"/>
           <w:szCs w:val="24"/>
@@ -724,28 +693,24 @@
       </w:pPr>
       <w:r>
         <w:rPr>
-          <w:rFonts w:ascii="Aptos" w:hAnsi="Aptos" w:eastAsia="Aptos" w:cs="Aptos"/>
           <w:color w:val="000000"/>
         </w:rPr>
         <w:t>One</w:t>
       </w:r>
       <w:r>
         <w:rPr>
-          <w:rFonts w:ascii="Aptos" w:hAnsi="Aptos" w:eastAsia="Aptos" w:cs="Aptos"/>
           <w:color w:val="000000"/>
         </w:rPr>
         <w:t xml:space="preserve"> SP, </w:t>
       </w:r>
       <w:r>
         <w:rPr>
-          <w:rFonts w:ascii="Aptos" w:hAnsi="Aptos" w:eastAsia="Aptos" w:cs="Aptos"/>
           <w:color w:val="000000"/>
         </w:rPr>
         <w:t>one</w:t>
       </w:r>
       <w:r>
         <w:rPr>
-          <w:rFonts w:ascii="Aptos" w:hAnsi="Aptos" w:eastAsia="Aptos" w:cs="Aptos"/>
           <w:color w:val="000000"/>
         </w:rPr>
         <w:t xml:space="preserve"> Proctor</w:t>
@@ -766,7 +731,6 @@
       </w:pPr>
       <w:r>
         <w:rPr>
-          <w:rFonts w:ascii="Aptos" w:hAnsi="Aptos" w:eastAsia="Aptos" w:cs="Aptos"/>
           <w:color w:val="000000"/>
         </w:rPr>
         <w:t>No moulage or other equipment</w:t>
@@ -787,7 +751,6 @@
       </w:pPr>
       <w:r>
         <w:rPr>
-          <w:rFonts w:ascii="Aptos" w:hAnsi="Aptos" w:eastAsia="Aptos" w:cs="Aptos"/>
           <w:color w:val="000000"/>
         </w:rPr>
         <w:t>Situation information to be read to the student</w:t>
@@ -805,7 +768,6 @@
       </w:pPr>
       <w:r>
         <w:rPr>
-          <w:rFonts w:ascii="Aptos" w:hAnsi="Aptos" w:eastAsia="Aptos" w:cs="Aptos"/>
           <w:color w:val="000000"/>
           <w:sz w:val="24"/>
           <w:szCs w:val="24"/>
@@ -814,7 +776,6 @@
       </w:r>
       <w:r>
         <w:rPr>
-          <w:rFonts w:ascii="Aptos" w:hAnsi="Aptos" w:eastAsia="Aptos" w:cs="Aptos"/>
           <w:color w:val="000000"/>
           <w:sz w:val="24"/>
           <w:szCs w:val="24"/>
@@ -823,7 +784,6 @@
       </w:r>
       <w:r>
         <w:rPr>
-          <w:rFonts w:ascii="Aptos" w:hAnsi="Aptos" w:eastAsia="Aptos" w:cs="Aptos"/>
           <w:color w:val="000000"/>
           <w:sz w:val="24"/>
           <w:szCs w:val="24"/>
@@ -846,28 +806,24 @@
       </w:pPr>
       <w:r>
         <w:rPr>
-          <w:rFonts w:ascii="Aptos" w:hAnsi="Aptos" w:eastAsia="Aptos" w:cs="Aptos"/>
           <w:color w:val="000000"/>
         </w:rPr>
         <w:t>One</w:t>
       </w:r>
       <w:r>
         <w:rPr>
-          <w:rFonts w:ascii="Aptos" w:hAnsi="Aptos" w:eastAsia="Aptos" w:cs="Aptos"/>
           <w:color w:val="000000"/>
         </w:rPr>
         <w:t xml:space="preserve"> SP, </w:t>
       </w:r>
       <w:r>
         <w:rPr>
-          <w:rFonts w:ascii="Aptos" w:hAnsi="Aptos" w:eastAsia="Aptos" w:cs="Aptos"/>
           <w:color w:val="000000"/>
         </w:rPr>
         <w:t>one</w:t>
       </w:r>
       <w:r>
         <w:rPr>
-          <w:rFonts w:ascii="Aptos" w:hAnsi="Aptos" w:eastAsia="Aptos" w:cs="Aptos"/>
           <w:color w:val="000000"/>
         </w:rPr>
         <w:t xml:space="preserve"> Proctor</w:t>
@@ -888,35 +844,30 @@
       </w:pPr>
       <w:r>
         <w:rPr>
-          <w:rFonts w:ascii="Aptos" w:hAnsi="Aptos" w:eastAsia="Aptos" w:cs="Aptos"/>
           <w:color w:val="000000"/>
         </w:rPr>
         <w:t>Running attire</w:t>
       </w:r>
       <w:r>
         <w:rPr>
-          <w:rFonts w:ascii="Aptos" w:hAnsi="Aptos" w:eastAsia="Aptos" w:cs="Aptos"/>
           <w:color w:val="000000"/>
         </w:rPr>
         <w:t>,</w:t>
       </w:r>
       <w:r>
         <w:rPr>
-          <w:rFonts w:ascii="Aptos" w:hAnsi="Aptos" w:eastAsia="Aptos" w:cs="Aptos"/>
           <w:color w:val="000000"/>
         </w:rPr>
         <w:t xml:space="preserve"> </w:t>
       </w:r>
       <w:r>
         <w:rPr>
-          <w:rFonts w:ascii="Aptos" w:hAnsi="Aptos" w:eastAsia="Aptos" w:cs="Aptos"/>
           <w:color w:val="000000"/>
         </w:rPr>
         <w:t>n</w:t>
       </w:r>
       <w:r>
         <w:rPr>
-          <w:rFonts w:ascii="Aptos" w:hAnsi="Aptos" w:eastAsia="Aptos" w:cs="Aptos"/>
           <w:color w:val="000000"/>
         </w:rPr>
         <w:t>o moulage or other equipment</w:t>
@@ -937,14 +888,13 @@
       </w:pPr>
       <w:r>
         <w:rPr>
-          <w:rFonts w:ascii="Aptos" w:hAnsi="Aptos" w:eastAsia="Aptos" w:cs="Aptos"/>
           <w:color w:val="000000"/>
         </w:rPr>
         <w:t>Situation information to be read to the student</w:t>
       </w:r>
     </w:p>
     <w:sectPr>
-      <w:footerReference w:type="default" r:id="rId11"/>
+      <w:footerReference w:type="default" r:id="rId8"/>
       <w:pgSz w:w="12240" w:h="15840"/>
       <w:pgMar w:top="1440" w:right="1440" w:bottom="1440" w:left="1440" w:header="706" w:footer="706" w:gutter="0"/>
       <w:cols w:space="720"/>
@@ -955,7 +905,7 @@
 </file>
 
 <file path=word/endnotes.xml><?xml version="1.0" encoding="utf-8"?>
-<w:endnotes xmlns:wpc="http://schemas.microsoft.com/office/word/2010/wordprocessingCanvas" xmlns:cx="http://schemas.microsoft.com/office/drawing/2014/chartex" xmlns:cx1="http://schemas.microsoft.com/office/drawing/2015/9/8/chartex" xmlns:cx2="http://schemas.microsoft.com/office/drawing/2015/10/21/chartex" xmlns:cx3="http://schemas.microsoft.com/office/drawing/2016/5/9/chartex" xmlns:cx4="http://schemas.microsoft.com/office/drawing/2016/5/10/chartex" xmlns:cx5="http://schemas.microsoft.com/office/drawing/2016/5/11/chartex" xmlns:cx6="http://schemas.microsoft.com/office/drawing/2016/5/12/chartex" xmlns:cx7="http://schemas.microsoft.com/office/drawing/2016/5/13/chartex" xmlns:cx8="http://schemas.microsoft.com/office/drawing/2016/5/14/chartex" xmlns:mc="http://schemas.openxmlformats.org/markup-compatibility/2006" xmlns:aink="http://schemas.microsoft.com/office/drawing/2016/ink" xmlns:am3d="http://schemas.microsoft.com/office/drawing/2017/model3d" xmlns:o="urn:schemas-microsoft-com:office:office" xmlns:oel="http://schemas.microsoft.com/office/2019/extlst" xmlns:r="http://schemas.openxmlformats.org/officeDocument/2006/relationships" xmlns:m="http://schemas.openxmlformats.org/officeDocument/2006/math" xmlns:v="urn:schemas-microsoft-com:vml" xmlns:wp14="http://schemas.microsoft.com/office/word/2010/wordprocessingDrawing" xmlns:wp="http://schemas.openxmlformats.org/drawingml/2006/wordprocessingDrawing" xmlns:w10="urn:schemas-microsoft-com:office:word" xmlns:w="http://schemas.openxmlformats.org/wordprocessingml/2006/main" xmlns:w14="http://schemas.microsoft.com/office/word/2010/wordml" xmlns:w15="http://schemas.microsoft.com/office/word/2012/wordml" xmlns:w16cei="http://schemas.microsoft.com/office/word/2026/wordml/cei" xmlns:w16cex="http://schemas.microsoft.com/office/word/2018/wordml/cex" xmlns:w16cid="http://schemas.microsoft.com/office/word/2016/wordml/cid" xmlns:w16="http://schemas.microsoft.com/office/word/2018/wordml" xmlns:w16du="http://schemas.microsoft.com/office/word/2023/wordml/word16du" xmlns:w16sdtdh="http://schemas.microsoft.com/office/word/2020/wordml/sdtdatahash" xmlns:w16sdtfl="http://schemas.microsoft.com/office/word/2024/wordml/sdtformatlock" xmlns:w16se="http://schemas.microsoft.com/office/word/2015/wordml/symex" xmlns:wpg="http://schemas.microsoft.com/office/word/2010/wordprocessingGroup" xmlns:wpi="http://schemas.microsoft.com/office/word/2010/wordprocessingInk" xmlns:wne="http://schemas.microsoft.com/office/word/2006/wordml" xmlns:wps="http://schemas.microsoft.com/office/word/2010/wordprocessingShape" mc:Ignorable="w14 w15 w16se w16cid w16 w16cex w16sdtdh w16sdtfl w16du wp14">
+<w:endnotes xmlns:wpc="http://schemas.microsoft.com/office/word/2010/wordprocessingCanvas" xmlns:cx="http://schemas.microsoft.com/office/drawing/2014/chartex" xmlns:cx1="http://schemas.microsoft.com/office/drawing/2015/9/8/chartex" xmlns:cx2="http://schemas.microsoft.com/office/drawing/2015/10/21/chartex" xmlns:cx3="http://schemas.microsoft.com/office/drawing/2016/5/9/chartex" xmlns:cx4="http://schemas.microsoft.com/office/drawing/2016/5/10/chartex" xmlns:cx5="http://schemas.microsoft.com/office/drawing/2016/5/11/chartex" xmlns:cx6="http://schemas.microsoft.com/office/drawing/2016/5/12/chartex" xmlns:cx7="http://schemas.microsoft.com/office/drawing/2016/5/13/chartex" xmlns:cx8="http://schemas.microsoft.com/office/drawing/2016/5/14/chartex" xmlns:mc="http://schemas.openxmlformats.org/markup-compatibility/2006" xmlns:aink="http://schemas.microsoft.com/office/drawing/2016/ink" xmlns:am3d="http://schemas.microsoft.com/office/drawing/2017/model3d" xmlns:o="urn:schemas-microsoft-com:office:office" xmlns:oel="http://schemas.microsoft.com/office/2019/extlst" xmlns:r="http://schemas.openxmlformats.org/officeDocument/2006/relationships" xmlns:m="http://schemas.openxmlformats.org/officeDocument/2006/math" xmlns:v="urn:schemas-microsoft-com:vml" xmlns:wp14="http://schemas.microsoft.com/office/word/2010/wordprocessingDrawing" xmlns:wp="http://schemas.openxmlformats.org/drawingml/2006/wordprocessingDrawing" xmlns:w10="urn:schemas-microsoft-com:office:word" xmlns:w="http://schemas.openxmlformats.org/wordprocessingml/2006/main" xmlns:w14="http://schemas.microsoft.com/office/word/2010/wordml" xmlns:w15="http://schemas.microsoft.com/office/word/2012/wordml" xmlns:w16cex="http://schemas.microsoft.com/office/word/2018/wordml/cex" xmlns:w16cid="http://schemas.microsoft.com/office/word/2016/wordml/cid" xmlns:w16="http://schemas.microsoft.com/office/word/2018/wordml" xmlns:w16du="http://schemas.microsoft.com/office/word/2023/wordml/word16du" xmlns:w16sdtdh="http://schemas.microsoft.com/office/word/2020/wordml/sdtdatahash" xmlns:w16sdtfl="http://schemas.microsoft.com/office/word/2024/wordml/sdtformatlock" xmlns:w16se="http://schemas.microsoft.com/office/word/2015/wordml/symex" xmlns:wpg="http://schemas.microsoft.com/office/word/2010/wordprocessingGroup" xmlns:wpi="http://schemas.microsoft.com/office/word/2010/wordprocessingInk" xmlns:wne="http://schemas.microsoft.com/office/word/2006/wordml" xmlns:wps="http://schemas.microsoft.com/office/word/2010/wordprocessingShape" mc:Ignorable="w14 w15 w16se w16cid w16 w16cex w16sdtdh w16sdtfl w16du wp14">
   <w:endnote w:type="separator" w:id="-1">
     <w:p>
       <w:pPr>
@@ -980,22 +930,19 @@
 </file>
 
 <file path=word/footer1.xml><?xml version="1.0" encoding="utf-8"?>
-<w:ftr xmlns:m="http://schemas.openxmlformats.org/officeDocument/2006/math" xmlns:mc="http://schemas.openxmlformats.org/markup-compatibility/2006" xmlns:mo="http://schemas.microsoft.com/office/mac/office/2008/main" xmlns:mv="urn:schemas-microsoft-com:mac:vml" xmlns:o="urn:schemas-microsoft-com:office:office" xmlns:r="http://schemas.openxmlformats.org/officeDocument/2006/relationships" xmlns:v="urn:schemas-microsoft-com:vml" xmlns:w10="urn:schemas-microsoft-com:office:word" xmlns:w14="http://schemas.microsoft.com/office/word/2010/wordml" xmlns:w="http://schemas.openxmlformats.org/wordprocessingml/2006/main" xmlns:wne="http://schemas.microsoft.com/office/word/2006/wordml" xmlns:wp14="http://schemas.microsoft.com/office/word/2010/wordprocessingDrawing" xmlns:wp="http://schemas.openxmlformats.org/drawingml/2006/wordprocessingDrawing" xmlns:wpc="http://schemas.microsoft.com/office/word/2010/wordprocessingCanvas" xmlns:wpg="http://schemas.microsoft.com/office/word/2010/wordprocessingGroup" xmlns:wpi="http://schemas.microsoft.com/office/word/2010/wordprocessingInk" xmlns:wps="http://schemas.microsoft.com/office/word/2010/wordprocessingShape" mc:Ignorable="w14 wp14">
+<w:ftr xmlns:wpc="http://schemas.microsoft.com/office/word/2010/wordprocessingCanvas" xmlns:cx="http://schemas.microsoft.com/office/drawing/2014/chartex" xmlns:cx1="http://schemas.microsoft.com/office/drawing/2015/9/8/chartex" xmlns:cx2="http://schemas.microsoft.com/office/drawing/2015/10/21/chartex" xmlns:cx3="http://schemas.microsoft.com/office/drawing/2016/5/9/chartex" xmlns:cx4="http://schemas.microsoft.com/office/drawing/2016/5/10/chartex" xmlns:cx5="http://schemas.microsoft.com/office/drawing/2016/5/11/chartex" xmlns:cx6="http://schemas.microsoft.com/office/drawing/2016/5/12/chartex" xmlns:cx7="http://schemas.microsoft.com/office/drawing/2016/5/13/chartex" xmlns:cx8="http://schemas.microsoft.com/office/drawing/2016/5/14/chartex" xmlns:mc="http://schemas.openxmlformats.org/markup-compatibility/2006" xmlns:aink="http://schemas.microsoft.com/office/drawing/2016/ink" xmlns:am3d="http://schemas.microsoft.com/office/drawing/2017/model3d" xmlns:o="urn:schemas-microsoft-com:office:office" xmlns:oel="http://schemas.microsoft.com/office/2019/extlst" xmlns:r="http://schemas.openxmlformats.org/officeDocument/2006/relationships" xmlns:m="http://schemas.openxmlformats.org/officeDocument/2006/math" xmlns:v="urn:schemas-microsoft-com:vml" xmlns:wp14="http://schemas.microsoft.com/office/word/2010/wordprocessingDrawing" xmlns:wp="http://schemas.openxmlformats.org/drawingml/2006/wordprocessingDrawing" xmlns:w10="urn:schemas-microsoft-com:office:word" xmlns:w="http://schemas.openxmlformats.org/wordprocessingml/2006/main" xmlns:w14="http://schemas.microsoft.com/office/word/2010/wordml" xmlns:w15="http://schemas.microsoft.com/office/word/2012/wordml" xmlns:w16cex="http://schemas.microsoft.com/office/word/2018/wordml/cex" xmlns:w16cid="http://schemas.microsoft.com/office/word/2016/wordml/cid" xmlns:w16="http://schemas.microsoft.com/office/word/2018/wordml" xmlns:w16du="http://schemas.microsoft.com/office/word/2023/wordml/word16du" xmlns:w16sdtdh="http://schemas.microsoft.com/office/word/2020/wordml/sdtdatahash" xmlns:w16sdtfl="http://schemas.microsoft.com/office/word/2024/wordml/sdtformatlock" xmlns:w16se="http://schemas.microsoft.com/office/word/2015/wordml/symex" xmlns:wpg="http://schemas.microsoft.com/office/word/2010/wordprocessingGroup" xmlns:wpi="http://schemas.microsoft.com/office/word/2010/wordprocessingInk" xmlns:wne="http://schemas.microsoft.com/office/word/2006/wordml" xmlns:wps="http://schemas.microsoft.com/office/word/2010/wordprocessingShape" mc:Ignorable="w14 w15 w16se w16cid w16 w16cex w16sdtdh w16sdtfl w16du wp14">
   <w:p>
     <w:pPr>
-      <w:spacing w:line="240" w:lineRule="auto" w:before="0" w:after="0"/>
-      <w:jc w:val="left"/>
+      <w:spacing w:after="0" w:line="240" w:lineRule="auto"/>
     </w:pPr>
     <w:r>
       <w:rPr>
-        <w:rFonts w:ascii="Aptos" w:hAnsi="Aptos" w:eastAsia="Aptos" w:cs="Aptos"/>
         <w:sz w:val="18"/>
       </w:rPr>
       <w:t xml:space="preserve">From J.M. Larson and H.L. Stedge, </w:t>
     </w:r>
     <w:r>
       <w:rPr>
-        <w:rFonts w:ascii="Aptos" w:hAnsi="Aptos" w:eastAsia="Aptos" w:cs="Aptos"/>
         <w:i/>
         <w:sz w:val="18"/>
       </w:rPr>
@@ -1003,7 +950,6 @@
     </w:r>
     <w:r>
       <w:rPr>
-        <w:rFonts w:ascii="Aptos" w:hAnsi="Aptos" w:eastAsia="Aptos" w:cs="Aptos"/>
         <w:sz w:val="18"/>
       </w:rPr>
       <w:t xml:space="preserve"> (Human Kinetics, 2027).</w:t>
@@ -1013,7 +959,7 @@
 </file>
 
 <file path=word/footnotes.xml><?xml version="1.0" encoding="utf-8"?>
-<w:footnotes xmlns:wpc="http://schemas.microsoft.com/office/word/2010/wordprocessingCanvas" xmlns:cx="http://schemas.microsoft.com/office/drawing/2014/chartex" xmlns:cx1="http://schemas.microsoft.com/office/drawing/2015/9/8/chartex" xmlns:cx2="http://schemas.microsoft.com/office/drawing/2015/10/21/chartex" xmlns:cx3="http://schemas.microsoft.com/office/drawing/2016/5/9/chartex" xmlns:cx4="http://schemas.microsoft.com/office/drawing/2016/5/10/chartex" xmlns:cx5="http://schemas.microsoft.com/office/drawing/2016/5/11/chartex" xmlns:cx6="http://schemas.microsoft.com/office/drawing/2016/5/12/chartex" xmlns:cx7="http://schemas.microsoft.com/office/drawing/2016/5/13/chartex" xmlns:cx8="http://schemas.microsoft.com/office/drawing/2016/5/14/chartex" xmlns:mc="http://schemas.openxmlformats.org/markup-compatibility/2006" xmlns:aink="http://schemas.microsoft.com/office/drawing/2016/ink" xmlns:am3d="http://schemas.microsoft.com/office/drawing/2017/model3d" xmlns:o="urn:schemas-microsoft-com:office:office" xmlns:oel="http://schemas.microsoft.com/office/2019/extlst" xmlns:r="http://schemas.openxmlformats.org/officeDocument/2006/relationships" xmlns:m="http://schemas.openxmlformats.org/officeDocument/2006/math" xmlns:v="urn:schemas-microsoft-com:vml" xmlns:wp14="http://schemas.microsoft.com/office/word/2010/wordprocessingDrawing" xmlns:wp="http://schemas.openxmlformats.org/drawingml/2006/wordprocessingDrawing" xmlns:w10="urn:schemas-microsoft-com:office:word" xmlns:w="http://schemas.openxmlformats.org/wordprocessingml/2006/main" xmlns:w14="http://schemas.microsoft.com/office/word/2010/wordml" xmlns:w15="http://schemas.microsoft.com/office/word/2012/wordml" xmlns:w16cei="http://schemas.microsoft.com/office/word/2026/wordml/cei" xmlns:w16cex="http://schemas.microsoft.com/office/word/2018/wordml/cex" xmlns:w16cid="http://schemas.microsoft.com/office/word/2016/wordml/cid" xmlns:w16="http://schemas.microsoft.com/office/word/2018/wordml" xmlns:w16du="http://schemas.microsoft.com/office/word/2023/wordml/word16du" xmlns:w16sdtdh="http://schemas.microsoft.com/office/word/2020/wordml/sdtdatahash" xmlns:w16sdtfl="http://schemas.microsoft.com/office/word/2024/wordml/sdtformatlock" xmlns:w16se="http://schemas.microsoft.com/office/word/2015/wordml/symex" xmlns:wpg="http://schemas.microsoft.com/office/word/2010/wordprocessingGroup" xmlns:wpi="http://schemas.microsoft.com/office/word/2010/wordprocessingInk" xmlns:wne="http://schemas.microsoft.com/office/word/2006/wordml" xmlns:wps="http://schemas.microsoft.com/office/word/2010/wordprocessingShape" mc:Ignorable="w14 w15 w16se w16cid w16 w16cex w16sdtdh w16sdtfl w16du wp14">
+<w:footnotes xmlns:wpc="http://schemas.microsoft.com/office/word/2010/wordprocessingCanvas" xmlns:cx="http://schemas.microsoft.com/office/drawing/2014/chartex" xmlns:cx1="http://schemas.microsoft.com/office/drawing/2015/9/8/chartex" xmlns:cx2="http://schemas.microsoft.com/office/drawing/2015/10/21/chartex" xmlns:cx3="http://schemas.microsoft.com/office/drawing/2016/5/9/chartex" xmlns:cx4="http://schemas.microsoft.com/office/drawing/2016/5/10/chartex" xmlns:cx5="http://schemas.microsoft.com/office/drawing/2016/5/11/chartex" xmlns:cx6="http://schemas.microsoft.com/office/drawing/2016/5/12/chartex" xmlns:cx7="http://schemas.microsoft.com/office/drawing/2016/5/13/chartex" xmlns:cx8="http://schemas.microsoft.com/office/drawing/2016/5/14/chartex" xmlns:mc="http://schemas.openxmlformats.org/markup-compatibility/2006" xmlns:aink="http://schemas.microsoft.com/office/drawing/2016/ink" xmlns:am3d="http://schemas.microsoft.com/office/drawing/2017/model3d" xmlns:o="urn:schemas-microsoft-com:office:office" xmlns:oel="http://schemas.microsoft.com/office/2019/extlst" xmlns:r="http://schemas.openxmlformats.org/officeDocument/2006/relationships" xmlns:m="http://schemas.openxmlformats.org/officeDocument/2006/math" xmlns:v="urn:schemas-microsoft-com:vml" xmlns:wp14="http://schemas.microsoft.com/office/word/2010/wordprocessingDrawing" xmlns:wp="http://schemas.openxmlformats.org/drawingml/2006/wordprocessingDrawing" xmlns:w10="urn:schemas-microsoft-com:office:word" xmlns:w="http://schemas.openxmlformats.org/wordprocessingml/2006/main" xmlns:w14="http://schemas.microsoft.com/office/word/2010/wordml" xmlns:w15="http://schemas.microsoft.com/office/word/2012/wordml" xmlns:w16cex="http://schemas.microsoft.com/office/word/2018/wordml/cex" xmlns:w16cid="http://schemas.microsoft.com/office/word/2016/wordml/cid" xmlns:w16="http://schemas.microsoft.com/office/word/2018/wordml" xmlns:w16du="http://schemas.microsoft.com/office/word/2023/wordml/word16du" xmlns:w16sdtdh="http://schemas.microsoft.com/office/word/2020/wordml/sdtdatahash" xmlns:w16sdtfl="http://schemas.microsoft.com/office/word/2024/wordml/sdtformatlock" xmlns:w16se="http://schemas.microsoft.com/office/word/2015/wordml/symex" xmlns:wpg="http://schemas.microsoft.com/office/word/2010/wordprocessingGroup" xmlns:wpi="http://schemas.microsoft.com/office/word/2010/wordprocessingInk" xmlns:wne="http://schemas.microsoft.com/office/word/2006/wordml" xmlns:wps="http://schemas.microsoft.com/office/word/2010/wordprocessingShape" mc:Ignorable="w14 w15 w16se w16cid w16 w16cex w16sdtdh w16sdtfl w16du wp14">
   <w:footnote w:type="separator" w:id="-1">
     <w:p>
       <w:pPr>
@@ -1038,7 +984,7 @@
 </file>
 
 <file path=word/numbering.xml><?xml version="1.0" encoding="utf-8"?>
-<w:numbering xmlns:wpc="http://schemas.microsoft.com/office/word/2010/wordprocessingCanvas" xmlns:cx="http://schemas.microsoft.com/office/drawing/2014/chartex" xmlns:cx1="http://schemas.microsoft.com/office/drawing/2015/9/8/chartex" xmlns:cx2="http://schemas.microsoft.com/office/drawing/2015/10/21/chartex" xmlns:cx3="http://schemas.microsoft.com/office/drawing/2016/5/9/chartex" xmlns:cx4="http://schemas.microsoft.com/office/drawing/2016/5/10/chartex" xmlns:cx5="http://schemas.microsoft.com/office/drawing/2016/5/11/chartex" xmlns:cx6="http://schemas.microsoft.com/office/drawing/2016/5/12/chartex" xmlns:cx7="http://schemas.microsoft.com/office/drawing/2016/5/13/chartex" xmlns:cx8="http://schemas.microsoft.com/office/drawing/2016/5/14/chartex" xmlns:mc="http://schemas.openxmlformats.org/markup-compatibility/2006" xmlns:aink="http://schemas.microsoft.com/office/drawing/2016/ink" xmlns:am3d="http://schemas.microsoft.com/office/drawing/2017/model3d" xmlns:o="urn:schemas-microsoft-com:office:office" xmlns:oel="http://schemas.microsoft.com/office/2019/extlst" xmlns:r="http://schemas.openxmlformats.org/officeDocument/2006/relationships" xmlns:m="http://schemas.openxmlformats.org/officeDocument/2006/math" xmlns:v="urn:schemas-microsoft-com:vml" xmlns:wp14="http://schemas.microsoft.com/office/word/2010/wordprocessingDrawing" xmlns:wp="http://schemas.openxmlformats.org/drawingml/2006/wordprocessingDrawing" xmlns:w10="urn:schemas-microsoft-com:office:word" xmlns:w="http://schemas.openxmlformats.org/wordprocessingml/2006/main" xmlns:w14="http://schemas.microsoft.com/office/word/2010/wordml" xmlns:w15="http://schemas.microsoft.com/office/word/2012/wordml" xmlns:w16cei="http://schemas.microsoft.com/office/word/2026/wordml/cei" xmlns:w16cex="http://schemas.microsoft.com/office/word/2018/wordml/cex" xmlns:w16cid="http://schemas.microsoft.com/office/word/2016/wordml/cid" xmlns:w16="http://schemas.microsoft.com/office/word/2018/wordml" xmlns:w16du="http://schemas.microsoft.com/office/word/2023/wordml/word16du" xmlns:w16sdtdh="http://schemas.microsoft.com/office/word/2020/wordml/sdtdatahash" xmlns:w16sdtfl="http://schemas.microsoft.com/office/word/2024/wordml/sdtformatlock" xmlns:w16se="http://schemas.microsoft.com/office/word/2015/wordml/symex" xmlns:wpg="http://schemas.microsoft.com/office/word/2010/wordprocessingGroup" xmlns:wpi="http://schemas.microsoft.com/office/word/2010/wordprocessingInk" xmlns:wne="http://schemas.microsoft.com/office/word/2006/wordml" xmlns:wps="http://schemas.microsoft.com/office/word/2010/wordprocessingShape" mc:Ignorable="w14 w15 w16se w16cid w16 w16cex w16sdtdh w16sdtfl w16du wp14">
+<w:numbering xmlns:wpc="http://schemas.microsoft.com/office/word/2010/wordprocessingCanvas" xmlns:cx="http://schemas.microsoft.com/office/drawing/2014/chartex" xmlns:cx1="http://schemas.microsoft.com/office/drawing/2015/9/8/chartex" xmlns:cx2="http://schemas.microsoft.com/office/drawing/2015/10/21/chartex" xmlns:cx3="http://schemas.microsoft.com/office/drawing/2016/5/9/chartex" xmlns:cx4="http://schemas.microsoft.com/office/drawing/2016/5/10/chartex" xmlns:cx5="http://schemas.microsoft.com/office/drawing/2016/5/11/chartex" xmlns:cx6="http://schemas.microsoft.com/office/drawing/2016/5/12/chartex" xmlns:cx7="http://schemas.microsoft.com/office/drawing/2016/5/13/chartex" xmlns:cx8="http://schemas.microsoft.com/office/drawing/2016/5/14/chartex" xmlns:mc="http://schemas.openxmlformats.org/markup-compatibility/2006" xmlns:aink="http://schemas.microsoft.com/office/drawing/2016/ink" xmlns:am3d="http://schemas.microsoft.com/office/drawing/2017/model3d" xmlns:o="urn:schemas-microsoft-com:office:office" xmlns:oel="http://schemas.microsoft.com/office/2019/extlst" xmlns:r="http://schemas.openxmlformats.org/officeDocument/2006/relationships" xmlns:m="http://schemas.openxmlformats.org/officeDocument/2006/math" xmlns:v="urn:schemas-microsoft-com:vml" xmlns:wp14="http://schemas.microsoft.com/office/word/2010/wordprocessingDrawing" xmlns:wp="http://schemas.openxmlformats.org/drawingml/2006/wordprocessingDrawing" xmlns:w10="urn:schemas-microsoft-com:office:word" xmlns:w="http://schemas.openxmlformats.org/wordprocessingml/2006/main" xmlns:w14="http://schemas.microsoft.com/office/word/2010/wordml" xmlns:w15="http://schemas.microsoft.com/office/word/2012/wordml" xmlns:w16cex="http://schemas.microsoft.com/office/word/2018/wordml/cex" xmlns:w16cid="http://schemas.microsoft.com/office/word/2016/wordml/cid" xmlns:w16="http://schemas.microsoft.com/office/word/2018/wordml" xmlns:w16du="http://schemas.microsoft.com/office/word/2023/wordml/word16du" xmlns:w16sdtdh="http://schemas.microsoft.com/office/word/2020/wordml/sdtdatahash" xmlns:w16sdtfl="http://schemas.microsoft.com/office/word/2024/wordml/sdtformatlock" xmlns:w16se="http://schemas.microsoft.com/office/word/2015/wordml/symex" xmlns:wpg="http://schemas.microsoft.com/office/word/2010/wordprocessingGroup" xmlns:wpi="http://schemas.microsoft.com/office/word/2010/wordprocessingInk" xmlns:wne="http://schemas.microsoft.com/office/word/2006/wordml" xmlns:wps="http://schemas.microsoft.com/office/word/2010/wordprocessingShape" mc:Ignorable="w14 w15 w16se w16cid w16 w16cex w16sdtdh w16sdtfl w16du wp14">
   <w:abstractNum w:abstractNumId="0" w15:restartNumberingAfterBreak="0">
     <w:nsid w:val="83A8C409"/>
     <w:multiLevelType w:val="hybridMultilevel"/>
@@ -3965,14 +3911,6 @@
     <w:abstractNumId w:val="8"/>
   </w:num>
 </w:numbering>
-</file>
-
-<file path=word/people.xml><?xml version="1.0" encoding="utf-8"?>
-<w15:people xmlns:wpc="http://schemas.microsoft.com/office/word/2010/wordprocessingCanvas" xmlns:cx="http://schemas.microsoft.com/office/drawing/2014/chartex" xmlns:cx1="http://schemas.microsoft.com/office/drawing/2015/9/8/chartex" xmlns:cx2="http://schemas.microsoft.com/office/drawing/2015/10/21/chartex" xmlns:cx3="http://schemas.microsoft.com/office/drawing/2016/5/9/chartex" xmlns:cx4="http://schemas.microsoft.com/office/drawing/2016/5/10/chartex" xmlns:cx5="http://schemas.microsoft.com/office/drawing/2016/5/11/chartex" xmlns:cx6="http://schemas.microsoft.com/office/drawing/2016/5/12/chartex" xmlns:cx7="http://schemas.microsoft.com/office/drawing/2016/5/13/chartex" xmlns:cx8="http://schemas.microsoft.com/office/drawing/2016/5/14/chartex" xmlns:mc="http://schemas.openxmlformats.org/markup-compatibility/2006" xmlns:aink="http://schemas.microsoft.com/office/drawing/2016/ink" xmlns:am3d="http://schemas.microsoft.com/office/drawing/2017/model3d" xmlns:o="urn:schemas-microsoft-com:office:office" xmlns:oel="http://schemas.microsoft.com/office/2019/extlst" xmlns:r="http://schemas.openxmlformats.org/officeDocument/2006/relationships" xmlns:m="http://schemas.openxmlformats.org/officeDocument/2006/math" xmlns:v="urn:schemas-microsoft-com:vml" xmlns:wp14="http://schemas.microsoft.com/office/word/2010/wordprocessingDrawing" xmlns:wp="http://schemas.openxmlformats.org/drawingml/2006/wordprocessingDrawing" xmlns:w10="urn:schemas-microsoft-com:office:word" xmlns:w="http://schemas.openxmlformats.org/wordprocessingml/2006/main" xmlns:w14="http://schemas.microsoft.com/office/word/2010/wordml" xmlns:w15="http://schemas.microsoft.com/office/word/2012/wordml" xmlns:w16cei="http://schemas.microsoft.com/office/word/2026/wordml/cei" xmlns:w16cex="http://schemas.microsoft.com/office/word/2018/wordml/cex" xmlns:w16cid="http://schemas.microsoft.com/office/word/2016/wordml/cid" xmlns:w16="http://schemas.microsoft.com/office/word/2018/wordml" xmlns:w16du="http://schemas.microsoft.com/office/word/2023/wordml/word16du" xmlns:w16sdtdh="http://schemas.microsoft.com/office/word/2020/wordml/sdtdatahash" xmlns:w16sdtfl="http://schemas.microsoft.com/office/word/2024/wordml/sdtformatlock" xmlns:w16se="http://schemas.microsoft.com/office/word/2015/wordml/symex" xmlns:wpg="http://schemas.microsoft.com/office/word/2010/wordprocessingGroup" xmlns:wpi="http://schemas.microsoft.com/office/word/2010/wordprocessingInk" xmlns:wne="http://schemas.microsoft.com/office/word/2006/wordml" xmlns:wps="http://schemas.microsoft.com/office/word/2010/wordprocessingShape" mc:Ignorable="w14 w15 w16se w16cid w16 w16cex w16sdtdh w16sdtfl w16du wp14">
-  <w15:person w15:author="Anna Seaman">
-    <w15:presenceInfo w15:providerId="AD" w15:userId="S::AnnaS@hkusa.com::713ab380-bdda-4997-81d0-fa539102c996"/>
-  </w15:person>
-</w15:people>
 </file>
 
 <file path=word/styles.xml><?xml version="1.0" encoding="utf-8"?>
@@ -4372,7 +4310,7 @@
       <w:spacing w:after="160" w:line="259" w:lineRule="auto"/>
     </w:pPr>
     <w:rPr>
-      <w:rFonts w:ascii="Aptos" w:hAnsi="Aptos" w:eastAsia="Aptos" w:cs="Aptos"/>
+      <w:rFonts w:cs="Aptos"/>
       <w:kern w:val="2"/>
       <w:sz w:val="22"/>
       <w:szCs w:val="22"/>
